--- a/W5/Week_5_lab_report.docx
+++ b/W5/Week_5_lab_report.docx
@@ -33,6 +33,7 @@
       </w:pPr>
       <w:r>
         <w:rPr>
+          <w:noProof/>
           <w:lang w:val="en-US"/>
         </w:rPr>
         <w:drawing>
@@ -103,6 +104,7 @@
       </w:pPr>
       <w:r>
         <w:rPr>
+          <w:noProof/>
           <w:lang w:val="en-US"/>
         </w:rPr>
         <w:drawing>
@@ -155,6 +157,7 @@
       </w:pPr>
       <w:r>
         <w:rPr>
+          <w:noProof/>
           <w:lang w:val="en-US"/>
         </w:rPr>
         <w:drawing>
@@ -225,6 +228,7 @@
       </w:pPr>
       <w:r>
         <w:rPr>
+          <w:noProof/>
           <w:lang w:val="en-US"/>
         </w:rPr>
         <w:drawing>
@@ -277,6 +281,7 @@
       </w:pPr>
       <w:r>
         <w:rPr>
+          <w:noProof/>
           <w:lang w:val="en-US"/>
         </w:rPr>
         <w:drawing>
@@ -347,6 +352,7 @@
       </w:pPr>
       <w:r>
         <w:rPr>
+          <w:noProof/>
           <w:lang w:val="en-US"/>
         </w:rPr>
         <w:lastRenderedPageBreak/>
@@ -400,6 +406,7 @@
       </w:pPr>
       <w:r>
         <w:rPr>
+          <w:noProof/>
           <w:lang w:val="en-US"/>
         </w:rPr>
         <w:drawing>
@@ -488,6 +495,7 @@
       </w:pPr>
       <w:r>
         <w:rPr>
+          <w:noProof/>
           <w:lang w:val="en-US"/>
         </w:rPr>
         <w:drawing>
@@ -558,6 +566,7 @@
       </w:pPr>
       <w:r>
         <w:rPr>
+          <w:noProof/>
           <w:lang w:val="en-US"/>
         </w:rPr>
         <w:drawing>
@@ -628,6 +637,7 @@
       </w:pPr>
       <w:r>
         <w:rPr>
+          <w:noProof/>
           <w:lang w:val="en-US"/>
         </w:rPr>
         <w:lastRenderedPageBreak/>
@@ -699,6 +709,7 @@
       </w:pPr>
       <w:r>
         <w:rPr>
+          <w:noProof/>
           <w:lang w:val="en-US"/>
         </w:rPr>
         <w:drawing>
@@ -769,6 +780,7 @@
       </w:pPr>
       <w:r>
         <w:rPr>
+          <w:noProof/>
           <w:lang w:val="en-US"/>
         </w:rPr>
         <w:lastRenderedPageBreak/>
@@ -831,9 +843,25 @@
       </w:pPr>
       <w:r>
         <w:rPr>
-          <w:lang w:val="en-US"/>
-        </w:rPr>
-        <w:t>Task 2 Understanding an efficient sorting algorithm</w:t>
+          <w:b/>
+          <w:bCs/>
+          <w:lang w:val="en-US"/>
+        </w:rPr>
+        <w:t>Task 2</w:t>
+      </w:r>
+      <w:r>
+        <w:rPr>
+          <w:b/>
+          <w:bCs/>
+          <w:lang w:val="en-US"/>
+        </w:rPr>
+        <w:t>:</w:t>
+      </w:r>
+      <w:r>
+        <w:rPr>
+          <w:lang w:val="en-US"/>
+        </w:rPr>
+        <w:t xml:space="preserve"> Understanding an efficient sorting algorithm</w:t>
       </w:r>
     </w:p>
     <w:p>
@@ -869,11 +897,29 @@
         <w:rPr>
           <w:lang w:val="en-US"/>
         </w:rPr>
+        <w:t>1</w:t>
+      </w:r>
+    </w:p>
+    <w:p>
+      <w:pPr>
+        <w:pStyle w:val="ListParagraph"/>
+        <w:numPr>
+          <w:ilvl w:val="2"/>
+          <w:numId w:val="1"/>
+        </w:numPr>
+        <w:rPr>
+          <w:lang w:val="en-US"/>
+        </w:rPr>
+      </w:pPr>
+      <w:r>
+        <w:rPr>
+          <w:lang w:val="en-US"/>
+        </w:rPr>
         <w:drawing>
-          <wp:inline distT="0" distB="0" distL="0" distR="0" wp14:anchorId="734B30CF" wp14:editId="72BFD3E2">
-            <wp:extent cx="5731510" cy="1131570"/>
-            <wp:effectExtent l="0" t="0" r="2540" b="0"/>
-            <wp:docPr id="698240257" name="Picture 1"/>
+          <wp:inline distT="0" distB="0" distL="0" distR="0" wp14:anchorId="1584F7CD" wp14:editId="29232A8C">
+            <wp:extent cx="4820323" cy="485843"/>
+            <wp:effectExtent l="0" t="0" r="0" b="9525"/>
+            <wp:docPr id="780636443" name="Picture 1"/>
             <wp:cNvGraphicFramePr>
               <a:graphicFrameLocks xmlns:a="http://schemas.openxmlformats.org/drawingml/2006/main" noChangeAspect="1"/>
             </wp:cNvGraphicFramePr>
@@ -881,7 +927,7 @@
               <a:graphicData uri="http://schemas.openxmlformats.org/drawingml/2006/picture">
                 <pic:pic xmlns:pic="http://schemas.openxmlformats.org/drawingml/2006/picture">
                   <pic:nvPicPr>
-                    <pic:cNvPr id="698240257" name=""/>
+                    <pic:cNvPr id="780636443" name=""/>
                     <pic:cNvPicPr/>
                   </pic:nvPicPr>
                   <pic:blipFill>
@@ -893,7 +939,7 @@
                   <pic:spPr>
                     <a:xfrm>
                       <a:off x="0" y="0"/>
-                      <a:ext cx="5731510" cy="1131570"/>
+                      <a:ext cx="4820323" cy="485843"/>
                     </a:xfrm>
                     <a:prstGeom prst="rect">
                       <a:avLst/>
@@ -917,6 +963,1614 @@
           <w:lang w:val="en-US"/>
         </w:rPr>
       </w:pPr>
+      <w:r>
+        <w:rPr>
+          <w:lang w:val="en-US"/>
+        </w:rPr>
+        <w:t>2</w:t>
+      </w:r>
+    </w:p>
+    <w:p>
+      <w:pPr>
+        <w:pStyle w:val="ListParagraph"/>
+        <w:numPr>
+          <w:ilvl w:val="2"/>
+          <w:numId w:val="1"/>
+        </w:numPr>
+        <w:rPr>
+          <w:lang w:val="en-US"/>
+        </w:rPr>
+      </w:pPr>
+      <w:r>
+        <w:rPr>
+          <w:lang w:val="en-US"/>
+        </w:rPr>
+        <w:drawing>
+          <wp:inline distT="0" distB="0" distL="0" distR="0" wp14:anchorId="57B4FE6E" wp14:editId="5591B606">
+            <wp:extent cx="5058481" cy="438211"/>
+            <wp:effectExtent l="0" t="0" r="8890" b="0"/>
+            <wp:docPr id="112107706" name="Picture 1"/>
+            <wp:cNvGraphicFramePr>
+              <a:graphicFrameLocks xmlns:a="http://schemas.openxmlformats.org/drawingml/2006/main" noChangeAspect="1"/>
+            </wp:cNvGraphicFramePr>
+            <a:graphic xmlns:a="http://schemas.openxmlformats.org/drawingml/2006/main">
+              <a:graphicData uri="http://schemas.openxmlformats.org/drawingml/2006/picture">
+                <pic:pic xmlns:pic="http://schemas.openxmlformats.org/drawingml/2006/picture">
+                  <pic:nvPicPr>
+                    <pic:cNvPr id="112107706" name=""/>
+                    <pic:cNvPicPr/>
+                  </pic:nvPicPr>
+                  <pic:blipFill>
+                    <a:blip r:embed="rId18"/>
+                    <a:stretch>
+                      <a:fillRect/>
+                    </a:stretch>
+                  </pic:blipFill>
+                  <pic:spPr>
+                    <a:xfrm>
+                      <a:off x="0" y="0"/>
+                      <a:ext cx="5058481" cy="438211"/>
+                    </a:xfrm>
+                    <a:prstGeom prst="rect">
+                      <a:avLst/>
+                    </a:prstGeom>
+                  </pic:spPr>
+                </pic:pic>
+              </a:graphicData>
+            </a:graphic>
+          </wp:inline>
+        </w:drawing>
+      </w:r>
+    </w:p>
+    <w:p>
+      <w:pPr>
+        <w:pStyle w:val="ListParagraph"/>
+        <w:numPr>
+          <w:ilvl w:val="1"/>
+          <w:numId w:val="1"/>
+        </w:numPr>
+        <w:rPr>
+          <w:lang w:val="en-US"/>
+        </w:rPr>
+      </w:pPr>
+      <w:r>
+        <w:rPr>
+          <w:lang w:val="en-US"/>
+        </w:rPr>
+        <w:t>3, Merge-sort algorithm VS Insertion-sort algorithm</w:t>
+      </w:r>
+    </w:p>
+    <w:p>
+      <w:pPr>
+        <w:pStyle w:val="ListParagraph"/>
+        <w:numPr>
+          <w:ilvl w:val="2"/>
+          <w:numId w:val="1"/>
+        </w:numPr>
+        <w:rPr>
+          <w:lang w:val="en-US"/>
+        </w:rPr>
+      </w:pPr>
+      <w:r>
+        <w:rPr>
+          <w:lang w:val="en-US"/>
+        </w:rPr>
+        <w:drawing>
+          <wp:inline distT="0" distB="0" distL="0" distR="0" wp14:anchorId="55891786" wp14:editId="1975A029">
+            <wp:extent cx="4981575" cy="899068"/>
+            <wp:effectExtent l="0" t="0" r="0" b="0"/>
+            <wp:docPr id="407813511" name="Picture 1"/>
+            <wp:cNvGraphicFramePr>
+              <a:graphicFrameLocks xmlns:a="http://schemas.openxmlformats.org/drawingml/2006/main" noChangeAspect="1"/>
+            </wp:cNvGraphicFramePr>
+            <a:graphic xmlns:a="http://schemas.openxmlformats.org/drawingml/2006/main">
+              <a:graphicData uri="http://schemas.openxmlformats.org/drawingml/2006/picture">
+                <pic:pic xmlns:pic="http://schemas.openxmlformats.org/drawingml/2006/picture">
+                  <pic:nvPicPr>
+                    <pic:cNvPr id="407813511" name=""/>
+                    <pic:cNvPicPr/>
+                  </pic:nvPicPr>
+                  <pic:blipFill>
+                    <a:blip r:embed="rId19"/>
+                    <a:stretch>
+                      <a:fillRect/>
+                    </a:stretch>
+                  </pic:blipFill>
+                  <pic:spPr>
+                    <a:xfrm>
+                      <a:off x="0" y="0"/>
+                      <a:ext cx="4990795" cy="900732"/>
+                    </a:xfrm>
+                    <a:prstGeom prst="rect">
+                      <a:avLst/>
+                    </a:prstGeom>
+                  </pic:spPr>
+                </pic:pic>
+              </a:graphicData>
+            </a:graphic>
+          </wp:inline>
+        </w:drawing>
+      </w:r>
+    </w:p>
+    <w:p>
+      <w:pPr>
+        <w:rPr>
+          <w:lang w:val="en-US"/>
+        </w:rPr>
+      </w:pPr>
+      <w:r>
+        <w:rPr>
+          <w:b/>
+          <w:bCs/>
+          <w:lang w:val="en-US"/>
+        </w:rPr>
+        <w:t>Task 3:</w:t>
+      </w:r>
+      <w:r>
+        <w:rPr>
+          <w:lang w:val="en-US"/>
+        </w:rPr>
+        <w:t xml:space="preserve"> Tower of Hanoi</w:t>
+      </w:r>
+    </w:p>
+    <w:p>
+      <w:pPr>
+        <w:pStyle w:val="ListParagraph"/>
+        <w:numPr>
+          <w:ilvl w:val="0"/>
+          <w:numId w:val="1"/>
+        </w:numPr>
+        <w:rPr>
+          <w:lang w:val="en-US"/>
+        </w:rPr>
+      </w:pPr>
+      <w:r>
+        <w:rPr>
+          <w:lang w:val="en-US"/>
+        </w:rPr>
+        <w:t>1</w:t>
+      </w:r>
+    </w:p>
+    <w:p>
+      <w:pPr>
+        <w:pStyle w:val="ListParagraph"/>
+        <w:numPr>
+          <w:ilvl w:val="1"/>
+          <w:numId w:val="1"/>
+        </w:numPr>
+        <w:rPr>
+          <w:lang w:val="en-US"/>
+        </w:rPr>
+      </w:pPr>
+      <w:r>
+        <w:rPr>
+          <w:lang w:val="en-US"/>
+        </w:rPr>
+        <w:drawing>
+          <wp:inline distT="0" distB="0" distL="0" distR="0" wp14:anchorId="57386995" wp14:editId="2A376FBE">
+            <wp:extent cx="2019582" cy="1400370"/>
+            <wp:effectExtent l="0" t="0" r="0" b="0"/>
+            <wp:docPr id="1494301946" name="Picture 1"/>
+            <wp:cNvGraphicFramePr>
+              <a:graphicFrameLocks xmlns:a="http://schemas.openxmlformats.org/drawingml/2006/main" noChangeAspect="1"/>
+            </wp:cNvGraphicFramePr>
+            <a:graphic xmlns:a="http://schemas.openxmlformats.org/drawingml/2006/main">
+              <a:graphicData uri="http://schemas.openxmlformats.org/drawingml/2006/picture">
+                <pic:pic xmlns:pic="http://schemas.openxmlformats.org/drawingml/2006/picture">
+                  <pic:nvPicPr>
+                    <pic:cNvPr id="1494301946" name=""/>
+                    <pic:cNvPicPr/>
+                  </pic:nvPicPr>
+                  <pic:blipFill>
+                    <a:blip r:embed="rId20"/>
+                    <a:stretch>
+                      <a:fillRect/>
+                    </a:stretch>
+                  </pic:blipFill>
+                  <pic:spPr>
+                    <a:xfrm>
+                      <a:off x="0" y="0"/>
+                      <a:ext cx="2019582" cy="1400370"/>
+                    </a:xfrm>
+                    <a:prstGeom prst="rect">
+                      <a:avLst/>
+                    </a:prstGeom>
+                  </pic:spPr>
+                </pic:pic>
+              </a:graphicData>
+            </a:graphic>
+          </wp:inline>
+        </w:drawing>
+      </w:r>
+    </w:p>
+    <w:p>
+      <w:pPr>
+        <w:pStyle w:val="ListParagraph"/>
+        <w:numPr>
+          <w:ilvl w:val="1"/>
+          <w:numId w:val="1"/>
+        </w:numPr>
+        <w:rPr>
+          <w:lang w:val="en-US"/>
+        </w:rPr>
+      </w:pPr>
+      <w:r>
+        <w:rPr>
+          <w:lang w:val="en-US"/>
+        </w:rPr>
+        <w:lastRenderedPageBreak/>
+        <w:drawing>
+          <wp:inline distT="0" distB="0" distL="0" distR="0" wp14:anchorId="095B3CEB" wp14:editId="7F332030">
+            <wp:extent cx="1462683" cy="2000250"/>
+            <wp:effectExtent l="0" t="0" r="4445" b="0"/>
+            <wp:docPr id="1752221935" name="Picture 1"/>
+            <wp:cNvGraphicFramePr>
+              <a:graphicFrameLocks xmlns:a="http://schemas.openxmlformats.org/drawingml/2006/main" noChangeAspect="1"/>
+            </wp:cNvGraphicFramePr>
+            <a:graphic xmlns:a="http://schemas.openxmlformats.org/drawingml/2006/main">
+              <a:graphicData uri="http://schemas.openxmlformats.org/drawingml/2006/picture">
+                <pic:pic xmlns:pic="http://schemas.openxmlformats.org/drawingml/2006/picture">
+                  <pic:nvPicPr>
+                    <pic:cNvPr id="1752221935" name=""/>
+                    <pic:cNvPicPr/>
+                  </pic:nvPicPr>
+                  <pic:blipFill>
+                    <a:blip r:embed="rId21"/>
+                    <a:stretch>
+                      <a:fillRect/>
+                    </a:stretch>
+                  </pic:blipFill>
+                  <pic:spPr>
+                    <a:xfrm>
+                      <a:off x="0" y="0"/>
+                      <a:ext cx="1470123" cy="2010425"/>
+                    </a:xfrm>
+                    <a:prstGeom prst="rect">
+                      <a:avLst/>
+                    </a:prstGeom>
+                  </pic:spPr>
+                </pic:pic>
+              </a:graphicData>
+            </a:graphic>
+          </wp:inline>
+        </w:drawing>
+      </w:r>
+    </w:p>
+    <w:p>
+      <w:pPr>
+        <w:pStyle w:val="ListParagraph"/>
+        <w:numPr>
+          <w:ilvl w:val="1"/>
+          <w:numId w:val="1"/>
+        </w:numPr>
+        <w:rPr>
+          <w:lang w:val="en-US"/>
+        </w:rPr>
+      </w:pPr>
+      <w:r>
+        <w:rPr>
+          <w:lang w:val="en-US"/>
+        </w:rPr>
+        <w:drawing>
+          <wp:inline distT="0" distB="0" distL="0" distR="0" wp14:anchorId="700169DA" wp14:editId="433A73AC">
+            <wp:extent cx="1476375" cy="1814057"/>
+            <wp:effectExtent l="0" t="0" r="0" b="0"/>
+            <wp:docPr id="1169996245" name="Picture 1"/>
+            <wp:cNvGraphicFramePr>
+              <a:graphicFrameLocks xmlns:a="http://schemas.openxmlformats.org/drawingml/2006/main" noChangeAspect="1"/>
+            </wp:cNvGraphicFramePr>
+            <a:graphic xmlns:a="http://schemas.openxmlformats.org/drawingml/2006/main">
+              <a:graphicData uri="http://schemas.openxmlformats.org/drawingml/2006/picture">
+                <pic:pic xmlns:pic="http://schemas.openxmlformats.org/drawingml/2006/picture">
+                  <pic:nvPicPr>
+                    <pic:cNvPr id="1169996245" name=""/>
+                    <pic:cNvPicPr/>
+                  </pic:nvPicPr>
+                  <pic:blipFill>
+                    <a:blip r:embed="rId22"/>
+                    <a:stretch>
+                      <a:fillRect/>
+                    </a:stretch>
+                  </pic:blipFill>
+                  <pic:spPr>
+                    <a:xfrm>
+                      <a:off x="0" y="0"/>
+                      <a:ext cx="1477235" cy="1815113"/>
+                    </a:xfrm>
+                    <a:prstGeom prst="rect">
+                      <a:avLst/>
+                    </a:prstGeom>
+                  </pic:spPr>
+                </pic:pic>
+              </a:graphicData>
+            </a:graphic>
+          </wp:inline>
+        </w:drawing>
+      </w:r>
+    </w:p>
+    <w:p>
+      <w:pPr>
+        <w:pStyle w:val="ListParagraph"/>
+        <w:numPr>
+          <w:ilvl w:val="0"/>
+          <w:numId w:val="1"/>
+        </w:numPr>
+        <w:rPr>
+          <w:lang w:val="en-US"/>
+        </w:rPr>
+      </w:pPr>
+      <w:r>
+        <w:rPr>
+          <w:lang w:val="en-US"/>
+        </w:rPr>
+        <w:t>2</w:t>
+      </w:r>
+    </w:p>
+    <w:p>
+      <w:pPr>
+        <w:pStyle w:val="ListParagraph"/>
+        <w:numPr>
+          <w:ilvl w:val="1"/>
+          <w:numId w:val="1"/>
+        </w:numPr>
+        <w:rPr>
+          <w:lang w:val="en-US"/>
+        </w:rPr>
+      </w:pPr>
+      <w:r>
+        <w:rPr>
+          <w:lang w:val="en-US"/>
+        </w:rPr>
+        <w:drawing>
+          <wp:inline distT="0" distB="0" distL="0" distR="0" wp14:anchorId="4FB3A142" wp14:editId="393E33A0">
+            <wp:extent cx="1857634" cy="1581371"/>
+            <wp:effectExtent l="0" t="0" r="0" b="0"/>
+            <wp:docPr id="1529730951" name="Picture 1"/>
+            <wp:cNvGraphicFramePr>
+              <a:graphicFrameLocks xmlns:a="http://schemas.openxmlformats.org/drawingml/2006/main" noChangeAspect="1"/>
+            </wp:cNvGraphicFramePr>
+            <a:graphic xmlns:a="http://schemas.openxmlformats.org/drawingml/2006/main">
+              <a:graphicData uri="http://schemas.openxmlformats.org/drawingml/2006/picture">
+                <pic:pic xmlns:pic="http://schemas.openxmlformats.org/drawingml/2006/picture">
+                  <pic:nvPicPr>
+                    <pic:cNvPr id="1529730951" name=""/>
+                    <pic:cNvPicPr/>
+                  </pic:nvPicPr>
+                  <pic:blipFill>
+                    <a:blip r:embed="rId23"/>
+                    <a:stretch>
+                      <a:fillRect/>
+                    </a:stretch>
+                  </pic:blipFill>
+                  <pic:spPr>
+                    <a:xfrm>
+                      <a:off x="0" y="0"/>
+                      <a:ext cx="1857634" cy="1581371"/>
+                    </a:xfrm>
+                    <a:prstGeom prst="rect">
+                      <a:avLst/>
+                    </a:prstGeom>
+                  </pic:spPr>
+                </pic:pic>
+              </a:graphicData>
+            </a:graphic>
+          </wp:inline>
+        </w:drawing>
+      </w:r>
+    </w:p>
+    <w:p>
+      <w:pPr>
+        <w:pStyle w:val="ListParagraph"/>
+        <w:numPr>
+          <w:ilvl w:val="1"/>
+          <w:numId w:val="1"/>
+        </w:numPr>
+        <w:rPr>
+          <w:lang w:val="en-US"/>
+        </w:rPr>
+      </w:pPr>
+      <w:r>
+        <w:rPr>
+          <w:lang w:val="en-US"/>
+        </w:rPr>
+        <w:drawing>
+          <wp:inline distT="0" distB="0" distL="0" distR="0" wp14:anchorId="0C20BD2D" wp14:editId="7FDAD885">
+            <wp:extent cx="1905000" cy="2838823"/>
+            <wp:effectExtent l="0" t="0" r="0" b="0"/>
+            <wp:docPr id="1606838700" name="Picture 1"/>
+            <wp:cNvGraphicFramePr>
+              <a:graphicFrameLocks xmlns:a="http://schemas.openxmlformats.org/drawingml/2006/main" noChangeAspect="1"/>
+            </wp:cNvGraphicFramePr>
+            <a:graphic xmlns:a="http://schemas.openxmlformats.org/drawingml/2006/main">
+              <a:graphicData uri="http://schemas.openxmlformats.org/drawingml/2006/picture">
+                <pic:pic xmlns:pic="http://schemas.openxmlformats.org/drawingml/2006/picture">
+                  <pic:nvPicPr>
+                    <pic:cNvPr id="1606838700" name=""/>
+                    <pic:cNvPicPr/>
+                  </pic:nvPicPr>
+                  <pic:blipFill>
+                    <a:blip r:embed="rId24"/>
+                    <a:stretch>
+                      <a:fillRect/>
+                    </a:stretch>
+                  </pic:blipFill>
+                  <pic:spPr>
+                    <a:xfrm>
+                      <a:off x="0" y="0"/>
+                      <a:ext cx="1908230" cy="2843637"/>
+                    </a:xfrm>
+                    <a:prstGeom prst="rect">
+                      <a:avLst/>
+                    </a:prstGeom>
+                  </pic:spPr>
+                </pic:pic>
+              </a:graphicData>
+            </a:graphic>
+          </wp:inline>
+        </w:drawing>
+      </w:r>
+    </w:p>
+    <w:p>
+      <w:pPr>
+        <w:rPr>
+          <w:lang w:val="en-US"/>
+        </w:rPr>
+      </w:pPr>
+    </w:p>
+    <w:p>
+      <w:pPr>
+        <w:rPr>
+          <w:lang w:val="en-US"/>
+        </w:rPr>
+      </w:pPr>
+      <w:r>
+        <w:rPr>
+          <w:b/>
+          <w:bCs/>
+          <w:lang w:val="en-US"/>
+        </w:rPr>
+        <w:lastRenderedPageBreak/>
+        <w:t xml:space="preserve">Task 4: </w:t>
+      </w:r>
+      <w:r>
+        <w:rPr>
+          <w:lang w:val="en-US"/>
+        </w:rPr>
+        <w:t>Sierpinski Triangle</w:t>
+      </w:r>
+    </w:p>
+    <w:p>
+      <w:pPr>
+        <w:pStyle w:val="ListParagraph"/>
+        <w:numPr>
+          <w:ilvl w:val="0"/>
+          <w:numId w:val="1"/>
+        </w:numPr>
+        <w:rPr>
+          <w:lang w:val="en-US"/>
+        </w:rPr>
+      </w:pPr>
+      <w:r>
+        <w:rPr>
+          <w:lang w:val="en-US"/>
+        </w:rPr>
+        <w:t>1</w:t>
+      </w:r>
+    </w:p>
+    <w:p>
+      <w:pPr>
+        <w:pStyle w:val="ListParagraph"/>
+        <w:numPr>
+          <w:ilvl w:val="1"/>
+          <w:numId w:val="1"/>
+        </w:numPr>
+        <w:rPr>
+          <w:lang w:val="en-US"/>
+        </w:rPr>
+      </w:pPr>
+      <w:r>
+        <w:rPr>
+          <w:lang w:val="en-US"/>
+        </w:rPr>
+        <w:t>Order (1, 3, 5, 7)</w:t>
+      </w:r>
+    </w:p>
+    <w:p>
+      <w:pPr>
+        <w:pStyle w:val="ListParagraph"/>
+        <w:numPr>
+          <w:ilvl w:val="2"/>
+          <w:numId w:val="1"/>
+        </w:numPr>
+        <w:rPr>
+          <w:lang w:val="en-US"/>
+        </w:rPr>
+      </w:pPr>
+      <w:r>
+        <w:rPr>
+          <w:lang w:val="en-US"/>
+        </w:rPr>
+        <w:drawing>
+          <wp:inline distT="0" distB="0" distL="0" distR="0" wp14:anchorId="62A60D3A" wp14:editId="203E52CE">
+            <wp:extent cx="3181350" cy="2352594"/>
+            <wp:effectExtent l="0" t="0" r="0" b="0"/>
+            <wp:docPr id="551267654" name="Picture 1"/>
+            <wp:cNvGraphicFramePr>
+              <a:graphicFrameLocks xmlns:a="http://schemas.openxmlformats.org/drawingml/2006/main" noChangeAspect="1"/>
+            </wp:cNvGraphicFramePr>
+            <a:graphic xmlns:a="http://schemas.openxmlformats.org/drawingml/2006/main">
+              <a:graphicData uri="http://schemas.openxmlformats.org/drawingml/2006/picture">
+                <pic:pic xmlns:pic="http://schemas.openxmlformats.org/drawingml/2006/picture">
+                  <pic:nvPicPr>
+                    <pic:cNvPr id="551267654" name=""/>
+                    <pic:cNvPicPr/>
+                  </pic:nvPicPr>
+                  <pic:blipFill>
+                    <a:blip r:embed="rId25"/>
+                    <a:stretch>
+                      <a:fillRect/>
+                    </a:stretch>
+                  </pic:blipFill>
+                  <pic:spPr>
+                    <a:xfrm>
+                      <a:off x="0" y="0"/>
+                      <a:ext cx="3188639" cy="2357984"/>
+                    </a:xfrm>
+                    <a:prstGeom prst="rect">
+                      <a:avLst/>
+                    </a:prstGeom>
+                  </pic:spPr>
+                </pic:pic>
+              </a:graphicData>
+            </a:graphic>
+          </wp:inline>
+        </w:drawing>
+      </w:r>
+    </w:p>
+    <w:p>
+      <w:pPr>
+        <w:pStyle w:val="ListParagraph"/>
+        <w:numPr>
+          <w:ilvl w:val="3"/>
+          <w:numId w:val="1"/>
+        </w:numPr>
+        <w:rPr>
+          <w:lang w:val="en-US"/>
+        </w:rPr>
+      </w:pPr>
+      <w:r>
+        <w:rPr>
+          <w:lang w:val="en-US"/>
+        </w:rPr>
+        <w:drawing>
+          <wp:inline distT="0" distB="0" distL="0" distR="0" wp14:anchorId="5A5AF3C0" wp14:editId="54CCB056">
+            <wp:extent cx="2851770" cy="2095500"/>
+            <wp:effectExtent l="0" t="0" r="6350" b="0"/>
+            <wp:docPr id="86904866" name="Picture 1"/>
+            <wp:cNvGraphicFramePr>
+              <a:graphicFrameLocks xmlns:a="http://schemas.openxmlformats.org/drawingml/2006/main" noChangeAspect="1"/>
+            </wp:cNvGraphicFramePr>
+            <a:graphic xmlns:a="http://schemas.openxmlformats.org/drawingml/2006/main">
+              <a:graphicData uri="http://schemas.openxmlformats.org/drawingml/2006/picture">
+                <pic:pic xmlns:pic="http://schemas.openxmlformats.org/drawingml/2006/picture">
+                  <pic:nvPicPr>
+                    <pic:cNvPr id="86904866" name=""/>
+                    <pic:cNvPicPr/>
+                  </pic:nvPicPr>
+                  <pic:blipFill>
+                    <a:blip r:embed="rId26"/>
+                    <a:stretch>
+                      <a:fillRect/>
+                    </a:stretch>
+                  </pic:blipFill>
+                  <pic:spPr>
+                    <a:xfrm>
+                      <a:off x="0" y="0"/>
+                      <a:ext cx="2854731" cy="2097676"/>
+                    </a:xfrm>
+                    <a:prstGeom prst="rect">
+                      <a:avLst/>
+                    </a:prstGeom>
+                  </pic:spPr>
+                </pic:pic>
+              </a:graphicData>
+            </a:graphic>
+          </wp:inline>
+        </w:drawing>
+      </w:r>
+    </w:p>
+    <w:p>
+      <w:pPr>
+        <w:pStyle w:val="ListParagraph"/>
+        <w:numPr>
+          <w:ilvl w:val="3"/>
+          <w:numId w:val="1"/>
+        </w:numPr>
+        <w:rPr>
+          <w:lang w:val="en-US"/>
+        </w:rPr>
+      </w:pPr>
+      <w:r>
+        <w:rPr>
+          <w:lang w:val="en-US"/>
+        </w:rPr>
+        <w:drawing>
+          <wp:inline distT="0" distB="0" distL="0" distR="0" wp14:anchorId="7C66C0F3" wp14:editId="72EAE4D8">
+            <wp:extent cx="2886075" cy="2090765"/>
+            <wp:effectExtent l="0" t="0" r="0" b="5080"/>
+            <wp:docPr id="1442723843" name="Picture 1"/>
+            <wp:cNvGraphicFramePr>
+              <a:graphicFrameLocks xmlns:a="http://schemas.openxmlformats.org/drawingml/2006/main" noChangeAspect="1"/>
+            </wp:cNvGraphicFramePr>
+            <a:graphic xmlns:a="http://schemas.openxmlformats.org/drawingml/2006/main">
+              <a:graphicData uri="http://schemas.openxmlformats.org/drawingml/2006/picture">
+                <pic:pic xmlns:pic="http://schemas.openxmlformats.org/drawingml/2006/picture">
+                  <pic:nvPicPr>
+                    <pic:cNvPr id="1442723843" name=""/>
+                    <pic:cNvPicPr/>
+                  </pic:nvPicPr>
+                  <pic:blipFill>
+                    <a:blip r:embed="rId27"/>
+                    <a:stretch>
+                      <a:fillRect/>
+                    </a:stretch>
+                  </pic:blipFill>
+                  <pic:spPr>
+                    <a:xfrm>
+                      <a:off x="0" y="0"/>
+                      <a:ext cx="2887989" cy="2092151"/>
+                    </a:xfrm>
+                    <a:prstGeom prst="rect">
+                      <a:avLst/>
+                    </a:prstGeom>
+                  </pic:spPr>
+                </pic:pic>
+              </a:graphicData>
+            </a:graphic>
+          </wp:inline>
+        </w:drawing>
+      </w:r>
+    </w:p>
+    <w:p>
+      <w:pPr>
+        <w:pStyle w:val="ListParagraph"/>
+        <w:numPr>
+          <w:ilvl w:val="3"/>
+          <w:numId w:val="1"/>
+        </w:numPr>
+        <w:rPr>
+          <w:lang w:val="en-US"/>
+        </w:rPr>
+      </w:pPr>
+      <w:r>
+        <w:rPr>
+          <w:lang w:val="en-US"/>
+        </w:rPr>
+        <w:lastRenderedPageBreak/>
+        <w:drawing>
+          <wp:inline distT="0" distB="0" distL="0" distR="0" wp14:anchorId="1E44C28A" wp14:editId="5F99E97F">
+            <wp:extent cx="3000375" cy="2123215"/>
+            <wp:effectExtent l="0" t="0" r="0" b="0"/>
+            <wp:docPr id="546092902" name="Picture 1"/>
+            <wp:cNvGraphicFramePr>
+              <a:graphicFrameLocks xmlns:a="http://schemas.openxmlformats.org/drawingml/2006/main" noChangeAspect="1"/>
+            </wp:cNvGraphicFramePr>
+            <a:graphic xmlns:a="http://schemas.openxmlformats.org/drawingml/2006/main">
+              <a:graphicData uri="http://schemas.openxmlformats.org/drawingml/2006/picture">
+                <pic:pic xmlns:pic="http://schemas.openxmlformats.org/drawingml/2006/picture">
+                  <pic:nvPicPr>
+                    <pic:cNvPr id="546092902" name=""/>
+                    <pic:cNvPicPr/>
+                  </pic:nvPicPr>
+                  <pic:blipFill>
+                    <a:blip r:embed="rId28"/>
+                    <a:stretch>
+                      <a:fillRect/>
+                    </a:stretch>
+                  </pic:blipFill>
+                  <pic:spPr>
+                    <a:xfrm>
+                      <a:off x="0" y="0"/>
+                      <a:ext cx="3002863" cy="2124975"/>
+                    </a:xfrm>
+                    <a:prstGeom prst="rect">
+                      <a:avLst/>
+                    </a:prstGeom>
+                  </pic:spPr>
+                </pic:pic>
+              </a:graphicData>
+            </a:graphic>
+          </wp:inline>
+        </w:drawing>
+      </w:r>
+    </w:p>
+    <w:p>
+      <w:pPr>
+        <w:pStyle w:val="ListParagraph"/>
+        <w:numPr>
+          <w:ilvl w:val="3"/>
+          <w:numId w:val="1"/>
+        </w:numPr>
+        <w:rPr>
+          <w:lang w:val="en-US"/>
+        </w:rPr>
+      </w:pPr>
+      <w:r>
+        <w:rPr>
+          <w:lang w:val="en-US"/>
+        </w:rPr>
+        <w:drawing>
+          <wp:inline distT="0" distB="0" distL="0" distR="0" wp14:anchorId="7412E1E0" wp14:editId="5D8A2ED6">
+            <wp:extent cx="3019425" cy="2230643"/>
+            <wp:effectExtent l="0" t="0" r="0" b="0"/>
+            <wp:docPr id="405382369" name="Picture 1"/>
+            <wp:cNvGraphicFramePr>
+              <a:graphicFrameLocks xmlns:a="http://schemas.openxmlformats.org/drawingml/2006/main" noChangeAspect="1"/>
+            </wp:cNvGraphicFramePr>
+            <a:graphic xmlns:a="http://schemas.openxmlformats.org/drawingml/2006/main">
+              <a:graphicData uri="http://schemas.openxmlformats.org/drawingml/2006/picture">
+                <pic:pic xmlns:pic="http://schemas.openxmlformats.org/drawingml/2006/picture">
+                  <pic:nvPicPr>
+                    <pic:cNvPr id="405382369" name=""/>
+                    <pic:cNvPicPr/>
+                  </pic:nvPicPr>
+                  <pic:blipFill>
+                    <a:blip r:embed="rId29"/>
+                    <a:stretch>
+                      <a:fillRect/>
+                    </a:stretch>
+                  </pic:blipFill>
+                  <pic:spPr>
+                    <a:xfrm>
+                      <a:off x="0" y="0"/>
+                      <a:ext cx="3020887" cy="2231723"/>
+                    </a:xfrm>
+                    <a:prstGeom prst="rect">
+                      <a:avLst/>
+                    </a:prstGeom>
+                  </pic:spPr>
+                </pic:pic>
+              </a:graphicData>
+            </a:graphic>
+          </wp:inline>
+        </w:drawing>
+      </w:r>
+    </w:p>
+    <w:p>
+      <w:pPr>
+        <w:pStyle w:val="ListParagraph"/>
+        <w:numPr>
+          <w:ilvl w:val="1"/>
+          <w:numId w:val="1"/>
+        </w:numPr>
+        <w:rPr>
+          <w:lang w:val="en-US"/>
+        </w:rPr>
+      </w:pPr>
+      <w:r>
+        <w:rPr>
+          <w:lang w:val="en-US"/>
+        </w:rPr>
+        <w:t>Order (2, 4, 6, 8 )</w:t>
+      </w:r>
+    </w:p>
+    <w:p>
+      <w:pPr>
+        <w:pStyle w:val="ListParagraph"/>
+        <w:numPr>
+          <w:ilvl w:val="2"/>
+          <w:numId w:val="1"/>
+        </w:numPr>
+        <w:rPr>
+          <w:lang w:val="en-US"/>
+        </w:rPr>
+      </w:pPr>
+      <w:r>
+        <w:rPr>
+          <w:lang w:val="en-US"/>
+        </w:rPr>
+        <w:drawing>
+          <wp:inline distT="0" distB="0" distL="0" distR="0" wp14:anchorId="62780699" wp14:editId="31A21484">
+            <wp:extent cx="3315163" cy="2410161"/>
+            <wp:effectExtent l="0" t="0" r="0" b="0"/>
+            <wp:docPr id="2019434322" name="Picture 1"/>
+            <wp:cNvGraphicFramePr>
+              <a:graphicFrameLocks xmlns:a="http://schemas.openxmlformats.org/drawingml/2006/main" noChangeAspect="1"/>
+            </wp:cNvGraphicFramePr>
+            <a:graphic xmlns:a="http://schemas.openxmlformats.org/drawingml/2006/main">
+              <a:graphicData uri="http://schemas.openxmlformats.org/drawingml/2006/picture">
+                <pic:pic xmlns:pic="http://schemas.openxmlformats.org/drawingml/2006/picture">
+                  <pic:nvPicPr>
+                    <pic:cNvPr id="2019434322" name=""/>
+                    <pic:cNvPicPr/>
+                  </pic:nvPicPr>
+                  <pic:blipFill>
+                    <a:blip r:embed="rId30"/>
+                    <a:stretch>
+                      <a:fillRect/>
+                    </a:stretch>
+                  </pic:blipFill>
+                  <pic:spPr>
+                    <a:xfrm>
+                      <a:off x="0" y="0"/>
+                      <a:ext cx="3315163" cy="2410161"/>
+                    </a:xfrm>
+                    <a:prstGeom prst="rect">
+                      <a:avLst/>
+                    </a:prstGeom>
+                  </pic:spPr>
+                </pic:pic>
+              </a:graphicData>
+            </a:graphic>
+          </wp:inline>
+        </w:drawing>
+      </w:r>
+    </w:p>
+    <w:p>
+      <w:pPr>
+        <w:pStyle w:val="ListParagraph"/>
+        <w:numPr>
+          <w:ilvl w:val="3"/>
+          <w:numId w:val="1"/>
+        </w:numPr>
+        <w:rPr>
+          <w:lang w:val="en-US"/>
+        </w:rPr>
+      </w:pPr>
+      <w:r>
+        <w:rPr>
+          <w:lang w:val="en-US"/>
+        </w:rPr>
+        <w:lastRenderedPageBreak/>
+        <w:drawing>
+          <wp:inline distT="0" distB="0" distL="0" distR="0" wp14:anchorId="7BD74922" wp14:editId="60445364">
+            <wp:extent cx="2705100" cy="2003778"/>
+            <wp:effectExtent l="0" t="0" r="0" b="0"/>
+            <wp:docPr id="201087644" name="Picture 1"/>
+            <wp:cNvGraphicFramePr>
+              <a:graphicFrameLocks xmlns:a="http://schemas.openxmlformats.org/drawingml/2006/main" noChangeAspect="1"/>
+            </wp:cNvGraphicFramePr>
+            <a:graphic xmlns:a="http://schemas.openxmlformats.org/drawingml/2006/main">
+              <a:graphicData uri="http://schemas.openxmlformats.org/drawingml/2006/picture">
+                <pic:pic xmlns:pic="http://schemas.openxmlformats.org/drawingml/2006/picture">
+                  <pic:nvPicPr>
+                    <pic:cNvPr id="201087644" name=""/>
+                    <pic:cNvPicPr/>
+                  </pic:nvPicPr>
+                  <pic:blipFill>
+                    <a:blip r:embed="rId31"/>
+                    <a:stretch>
+                      <a:fillRect/>
+                    </a:stretch>
+                  </pic:blipFill>
+                  <pic:spPr>
+                    <a:xfrm>
+                      <a:off x="0" y="0"/>
+                      <a:ext cx="2707590" cy="2005622"/>
+                    </a:xfrm>
+                    <a:prstGeom prst="rect">
+                      <a:avLst/>
+                    </a:prstGeom>
+                  </pic:spPr>
+                </pic:pic>
+              </a:graphicData>
+            </a:graphic>
+          </wp:inline>
+        </w:drawing>
+      </w:r>
+    </w:p>
+    <w:p>
+      <w:pPr>
+        <w:pStyle w:val="ListParagraph"/>
+        <w:numPr>
+          <w:ilvl w:val="3"/>
+          <w:numId w:val="1"/>
+        </w:numPr>
+        <w:rPr>
+          <w:lang w:val="en-US"/>
+        </w:rPr>
+      </w:pPr>
+      <w:r>
+        <w:rPr>
+          <w:lang w:val="en-US"/>
+        </w:rPr>
+        <w:drawing>
+          <wp:inline distT="0" distB="0" distL="0" distR="0" wp14:anchorId="06E0C283" wp14:editId="2F43490C">
+            <wp:extent cx="3032685" cy="2190750"/>
+            <wp:effectExtent l="0" t="0" r="0" b="0"/>
+            <wp:docPr id="226888494" name="Picture 1"/>
+            <wp:cNvGraphicFramePr>
+              <a:graphicFrameLocks xmlns:a="http://schemas.openxmlformats.org/drawingml/2006/main" noChangeAspect="1"/>
+            </wp:cNvGraphicFramePr>
+            <a:graphic xmlns:a="http://schemas.openxmlformats.org/drawingml/2006/main">
+              <a:graphicData uri="http://schemas.openxmlformats.org/drawingml/2006/picture">
+                <pic:pic xmlns:pic="http://schemas.openxmlformats.org/drawingml/2006/picture">
+                  <pic:nvPicPr>
+                    <pic:cNvPr id="226888494" name=""/>
+                    <pic:cNvPicPr/>
+                  </pic:nvPicPr>
+                  <pic:blipFill>
+                    <a:blip r:embed="rId32"/>
+                    <a:stretch>
+                      <a:fillRect/>
+                    </a:stretch>
+                  </pic:blipFill>
+                  <pic:spPr>
+                    <a:xfrm>
+                      <a:off x="0" y="0"/>
+                      <a:ext cx="3035071" cy="2192474"/>
+                    </a:xfrm>
+                    <a:prstGeom prst="rect">
+                      <a:avLst/>
+                    </a:prstGeom>
+                  </pic:spPr>
+                </pic:pic>
+              </a:graphicData>
+            </a:graphic>
+          </wp:inline>
+        </w:drawing>
+      </w:r>
+    </w:p>
+    <w:p>
+      <w:pPr>
+        <w:pStyle w:val="ListParagraph"/>
+        <w:numPr>
+          <w:ilvl w:val="3"/>
+          <w:numId w:val="1"/>
+        </w:numPr>
+        <w:rPr>
+          <w:lang w:val="en-US"/>
+        </w:rPr>
+      </w:pPr>
+      <w:r>
+        <w:rPr>
+          <w:lang w:val="en-US"/>
+        </w:rPr>
+        <w:drawing>
+          <wp:inline distT="0" distB="0" distL="0" distR="0" wp14:anchorId="69B70C1D" wp14:editId="21844120">
+            <wp:extent cx="3031940" cy="2143125"/>
+            <wp:effectExtent l="0" t="0" r="0" b="0"/>
+            <wp:docPr id="1488657955" name="Picture 1"/>
+            <wp:cNvGraphicFramePr>
+              <a:graphicFrameLocks xmlns:a="http://schemas.openxmlformats.org/drawingml/2006/main" noChangeAspect="1"/>
+            </wp:cNvGraphicFramePr>
+            <a:graphic xmlns:a="http://schemas.openxmlformats.org/drawingml/2006/main">
+              <a:graphicData uri="http://schemas.openxmlformats.org/drawingml/2006/picture">
+                <pic:pic xmlns:pic="http://schemas.openxmlformats.org/drawingml/2006/picture">
+                  <pic:nvPicPr>
+                    <pic:cNvPr id="1488657955" name=""/>
+                    <pic:cNvPicPr/>
+                  </pic:nvPicPr>
+                  <pic:blipFill>
+                    <a:blip r:embed="rId33"/>
+                    <a:stretch>
+                      <a:fillRect/>
+                    </a:stretch>
+                  </pic:blipFill>
+                  <pic:spPr>
+                    <a:xfrm>
+                      <a:off x="0" y="0"/>
+                      <a:ext cx="3035882" cy="2145911"/>
+                    </a:xfrm>
+                    <a:prstGeom prst="rect">
+                      <a:avLst/>
+                    </a:prstGeom>
+                  </pic:spPr>
+                </pic:pic>
+              </a:graphicData>
+            </a:graphic>
+          </wp:inline>
+        </w:drawing>
+      </w:r>
+    </w:p>
+    <w:p>
+      <w:pPr>
+        <w:pStyle w:val="ListParagraph"/>
+        <w:numPr>
+          <w:ilvl w:val="3"/>
+          <w:numId w:val="1"/>
+        </w:numPr>
+        <w:rPr>
+          <w:lang w:val="en-US"/>
+        </w:rPr>
+      </w:pPr>
+      <w:r>
+        <w:rPr>
+          <w:lang w:val="en-US"/>
+        </w:rPr>
+        <w:drawing>
+          <wp:inline distT="0" distB="0" distL="0" distR="0" wp14:anchorId="6102882D" wp14:editId="2914F586">
+            <wp:extent cx="3026466" cy="2200275"/>
+            <wp:effectExtent l="0" t="0" r="2540" b="0"/>
+            <wp:docPr id="39231445" name="Picture 1"/>
+            <wp:cNvGraphicFramePr>
+              <a:graphicFrameLocks xmlns:a="http://schemas.openxmlformats.org/drawingml/2006/main" noChangeAspect="1"/>
+            </wp:cNvGraphicFramePr>
+            <a:graphic xmlns:a="http://schemas.openxmlformats.org/drawingml/2006/main">
+              <a:graphicData uri="http://schemas.openxmlformats.org/drawingml/2006/picture">
+                <pic:pic xmlns:pic="http://schemas.openxmlformats.org/drawingml/2006/picture">
+                  <pic:nvPicPr>
+                    <pic:cNvPr id="39231445" name=""/>
+                    <pic:cNvPicPr/>
+                  </pic:nvPicPr>
+                  <pic:blipFill>
+                    <a:blip r:embed="rId30"/>
+                    <a:stretch>
+                      <a:fillRect/>
+                    </a:stretch>
+                  </pic:blipFill>
+                  <pic:spPr>
+                    <a:xfrm>
+                      <a:off x="0" y="0"/>
+                      <a:ext cx="3028228" cy="2201556"/>
+                    </a:xfrm>
+                    <a:prstGeom prst="rect">
+                      <a:avLst/>
+                    </a:prstGeom>
+                  </pic:spPr>
+                </pic:pic>
+              </a:graphicData>
+            </a:graphic>
+          </wp:inline>
+        </w:drawing>
+      </w:r>
+    </w:p>
+    <w:p>
+      <w:pPr>
+        <w:pStyle w:val="ListParagraph"/>
+        <w:numPr>
+          <w:ilvl w:val="1"/>
+          <w:numId w:val="1"/>
+        </w:numPr>
+        <w:rPr>
+          <w:lang w:val="en-US"/>
+        </w:rPr>
+      </w:pPr>
+      <w:r>
+        <w:rPr>
+          <w:lang w:val="en-US"/>
+        </w:rPr>
+        <w:t>Order ( 1, 1, 2, 3 )</w:t>
+      </w:r>
+    </w:p>
+    <w:p>
+      <w:pPr>
+        <w:pStyle w:val="ListParagraph"/>
+        <w:numPr>
+          <w:ilvl w:val="2"/>
+          <w:numId w:val="1"/>
+        </w:numPr>
+        <w:rPr>
+          <w:lang w:val="en-US"/>
+        </w:rPr>
+      </w:pPr>
+      <w:r>
+        <w:rPr>
+          <w:lang w:val="en-US"/>
+        </w:rPr>
+        <w:lastRenderedPageBreak/>
+        <w:drawing>
+          <wp:inline distT="0" distB="0" distL="0" distR="0" wp14:anchorId="3BE21C5E" wp14:editId="6C671F48">
+            <wp:extent cx="3400900" cy="2419688"/>
+            <wp:effectExtent l="0" t="0" r="9525" b="0"/>
+            <wp:docPr id="472384217" name="Picture 1"/>
+            <wp:cNvGraphicFramePr>
+              <a:graphicFrameLocks xmlns:a="http://schemas.openxmlformats.org/drawingml/2006/main" noChangeAspect="1"/>
+            </wp:cNvGraphicFramePr>
+            <a:graphic xmlns:a="http://schemas.openxmlformats.org/drawingml/2006/main">
+              <a:graphicData uri="http://schemas.openxmlformats.org/drawingml/2006/picture">
+                <pic:pic xmlns:pic="http://schemas.openxmlformats.org/drawingml/2006/picture">
+                  <pic:nvPicPr>
+                    <pic:cNvPr id="472384217" name=""/>
+                    <pic:cNvPicPr/>
+                  </pic:nvPicPr>
+                  <pic:blipFill>
+                    <a:blip r:embed="rId34"/>
+                    <a:stretch>
+                      <a:fillRect/>
+                    </a:stretch>
+                  </pic:blipFill>
+                  <pic:spPr>
+                    <a:xfrm>
+                      <a:off x="0" y="0"/>
+                      <a:ext cx="3400900" cy="2419688"/>
+                    </a:xfrm>
+                    <a:prstGeom prst="rect">
+                      <a:avLst/>
+                    </a:prstGeom>
+                  </pic:spPr>
+                </pic:pic>
+              </a:graphicData>
+            </a:graphic>
+          </wp:inline>
+        </w:drawing>
+      </w:r>
+    </w:p>
+    <w:p>
+      <w:pPr>
+        <w:pStyle w:val="ListParagraph"/>
+        <w:numPr>
+          <w:ilvl w:val="3"/>
+          <w:numId w:val="1"/>
+        </w:numPr>
+        <w:rPr>
+          <w:lang w:val="en-US"/>
+        </w:rPr>
+      </w:pPr>
+      <w:r>
+        <w:rPr>
+          <w:lang w:val="en-US"/>
+        </w:rPr>
+        <w:drawing>
+          <wp:inline distT="0" distB="0" distL="0" distR="0" wp14:anchorId="718857BC" wp14:editId="169AB96A">
+            <wp:extent cx="3353268" cy="2410161"/>
+            <wp:effectExtent l="0" t="0" r="0" b="9525"/>
+            <wp:docPr id="1855696528" name="Picture 1"/>
+            <wp:cNvGraphicFramePr>
+              <a:graphicFrameLocks xmlns:a="http://schemas.openxmlformats.org/drawingml/2006/main" noChangeAspect="1"/>
+            </wp:cNvGraphicFramePr>
+            <a:graphic xmlns:a="http://schemas.openxmlformats.org/drawingml/2006/main">
+              <a:graphicData uri="http://schemas.openxmlformats.org/drawingml/2006/picture">
+                <pic:pic xmlns:pic="http://schemas.openxmlformats.org/drawingml/2006/picture">
+                  <pic:nvPicPr>
+                    <pic:cNvPr id="1855696528" name=""/>
+                    <pic:cNvPicPr/>
+                  </pic:nvPicPr>
+                  <pic:blipFill>
+                    <a:blip r:embed="rId35"/>
+                    <a:stretch>
+                      <a:fillRect/>
+                    </a:stretch>
+                  </pic:blipFill>
+                  <pic:spPr>
+                    <a:xfrm>
+                      <a:off x="0" y="0"/>
+                      <a:ext cx="3353268" cy="2410161"/>
+                    </a:xfrm>
+                    <a:prstGeom prst="rect">
+                      <a:avLst/>
+                    </a:prstGeom>
+                  </pic:spPr>
+                </pic:pic>
+              </a:graphicData>
+            </a:graphic>
+          </wp:inline>
+        </w:drawing>
+      </w:r>
+    </w:p>
+    <w:p>
+      <w:pPr>
+        <w:pStyle w:val="ListParagraph"/>
+        <w:numPr>
+          <w:ilvl w:val="3"/>
+          <w:numId w:val="1"/>
+        </w:numPr>
+        <w:rPr>
+          <w:lang w:val="en-US"/>
+        </w:rPr>
+      </w:pPr>
+      <w:r>
+        <w:rPr>
+          <w:lang w:val="en-US"/>
+        </w:rPr>
+        <w:drawing>
+          <wp:inline distT="0" distB="0" distL="0" distR="0" wp14:anchorId="5C4FAB27" wp14:editId="7765DD98">
+            <wp:extent cx="3400900" cy="2419688"/>
+            <wp:effectExtent l="0" t="0" r="9525" b="0"/>
+            <wp:docPr id="449741407" name="Picture 1"/>
+            <wp:cNvGraphicFramePr>
+              <a:graphicFrameLocks xmlns:a="http://schemas.openxmlformats.org/drawingml/2006/main" noChangeAspect="1"/>
+            </wp:cNvGraphicFramePr>
+            <a:graphic xmlns:a="http://schemas.openxmlformats.org/drawingml/2006/main">
+              <a:graphicData uri="http://schemas.openxmlformats.org/drawingml/2006/picture">
+                <pic:pic xmlns:pic="http://schemas.openxmlformats.org/drawingml/2006/picture">
+                  <pic:nvPicPr>
+                    <pic:cNvPr id="449741407" name=""/>
+                    <pic:cNvPicPr/>
+                  </pic:nvPicPr>
+                  <pic:blipFill>
+                    <a:blip r:embed="rId34"/>
+                    <a:stretch>
+                      <a:fillRect/>
+                    </a:stretch>
+                  </pic:blipFill>
+                  <pic:spPr>
+                    <a:xfrm>
+                      <a:off x="0" y="0"/>
+                      <a:ext cx="3400900" cy="2419688"/>
+                    </a:xfrm>
+                    <a:prstGeom prst="rect">
+                      <a:avLst/>
+                    </a:prstGeom>
+                  </pic:spPr>
+                </pic:pic>
+              </a:graphicData>
+            </a:graphic>
+          </wp:inline>
+        </w:drawing>
+      </w:r>
+    </w:p>
+    <w:p>
+      <w:pPr>
+        <w:pStyle w:val="ListParagraph"/>
+        <w:numPr>
+          <w:ilvl w:val="0"/>
+          <w:numId w:val="1"/>
+        </w:numPr>
+        <w:rPr>
+          <w:lang w:val="en-US"/>
+        </w:rPr>
+      </w:pPr>
+      <w:r>
+        <w:rPr>
+          <w:lang w:val="en-US"/>
+        </w:rPr>
+        <w:t xml:space="preserve">2 </w:t>
+      </w:r>
+      <w:r>
+        <w:rPr>
+          <w:b/>
+          <w:bCs/>
+          <w:lang w:val="en-US"/>
+        </w:rPr>
+        <w:t>Koch snowflake</w:t>
+      </w:r>
+    </w:p>
+    <w:p>
+      <w:pPr>
+        <w:pStyle w:val="ListParagraph"/>
+        <w:numPr>
+          <w:ilvl w:val="1"/>
+          <w:numId w:val="1"/>
+        </w:numPr>
+        <w:rPr>
+          <w:lang w:val="en-US"/>
+        </w:rPr>
+      </w:pPr>
+      <w:r>
+        <w:rPr>
+          <w:lang w:val="en-US"/>
+        </w:rPr>
+        <w:t>Order (0, 1,  2 )</w:t>
+      </w:r>
+    </w:p>
+    <w:p>
+      <w:pPr>
+        <w:pStyle w:val="ListParagraph"/>
+        <w:numPr>
+          <w:ilvl w:val="2"/>
+          <w:numId w:val="1"/>
+        </w:numPr>
+        <w:rPr>
+          <w:lang w:val="en-US"/>
+        </w:rPr>
+      </w:pPr>
+      <w:r>
+        <w:rPr>
+          <w:lang w:val="en-US"/>
+        </w:rPr>
+        <w:lastRenderedPageBreak/>
+        <w:drawing>
+          <wp:inline distT="0" distB="0" distL="0" distR="0" wp14:anchorId="61286497" wp14:editId="6E68E94A">
+            <wp:extent cx="2619375" cy="1953796"/>
+            <wp:effectExtent l="0" t="0" r="0" b="8890"/>
+            <wp:docPr id="1570499935" name="Picture 1"/>
+            <wp:cNvGraphicFramePr>
+              <a:graphicFrameLocks xmlns:a="http://schemas.openxmlformats.org/drawingml/2006/main" noChangeAspect="1"/>
+            </wp:cNvGraphicFramePr>
+            <a:graphic xmlns:a="http://schemas.openxmlformats.org/drawingml/2006/main">
+              <a:graphicData uri="http://schemas.openxmlformats.org/drawingml/2006/picture">
+                <pic:pic xmlns:pic="http://schemas.openxmlformats.org/drawingml/2006/picture">
+                  <pic:nvPicPr>
+                    <pic:cNvPr id="1570499935" name=""/>
+                    <pic:cNvPicPr/>
+                  </pic:nvPicPr>
+                  <pic:blipFill>
+                    <a:blip r:embed="rId36"/>
+                    <a:stretch>
+                      <a:fillRect/>
+                    </a:stretch>
+                  </pic:blipFill>
+                  <pic:spPr>
+                    <a:xfrm>
+                      <a:off x="0" y="0"/>
+                      <a:ext cx="2623724" cy="1957040"/>
+                    </a:xfrm>
+                    <a:prstGeom prst="rect">
+                      <a:avLst/>
+                    </a:prstGeom>
+                  </pic:spPr>
+                </pic:pic>
+              </a:graphicData>
+            </a:graphic>
+          </wp:inline>
+        </w:drawing>
+      </w:r>
+    </w:p>
+    <w:p>
+      <w:pPr>
+        <w:pStyle w:val="ListParagraph"/>
+        <w:numPr>
+          <w:ilvl w:val="2"/>
+          <w:numId w:val="1"/>
+        </w:numPr>
+        <w:rPr>
+          <w:lang w:val="en-US"/>
+        </w:rPr>
+      </w:pPr>
+      <w:r>
+        <w:rPr>
+          <w:lang w:val="en-US"/>
+        </w:rPr>
+        <w:drawing>
+          <wp:inline distT="0" distB="0" distL="0" distR="0" wp14:anchorId="7759FC8E" wp14:editId="0B9F66AA">
+            <wp:extent cx="2792187" cy="2114550"/>
+            <wp:effectExtent l="0" t="0" r="8255" b="0"/>
+            <wp:docPr id="1962003006" name="Picture 1"/>
+            <wp:cNvGraphicFramePr>
+              <a:graphicFrameLocks xmlns:a="http://schemas.openxmlformats.org/drawingml/2006/main" noChangeAspect="1"/>
+            </wp:cNvGraphicFramePr>
+            <a:graphic xmlns:a="http://schemas.openxmlformats.org/drawingml/2006/main">
+              <a:graphicData uri="http://schemas.openxmlformats.org/drawingml/2006/picture">
+                <pic:pic xmlns:pic="http://schemas.openxmlformats.org/drawingml/2006/picture">
+                  <pic:nvPicPr>
+                    <pic:cNvPr id="1962003006" name=""/>
+                    <pic:cNvPicPr/>
+                  </pic:nvPicPr>
+                  <pic:blipFill>
+                    <a:blip r:embed="rId37"/>
+                    <a:stretch>
+                      <a:fillRect/>
+                    </a:stretch>
+                  </pic:blipFill>
+                  <pic:spPr>
+                    <a:xfrm>
+                      <a:off x="0" y="0"/>
+                      <a:ext cx="2793719" cy="2115710"/>
+                    </a:xfrm>
+                    <a:prstGeom prst="rect">
+                      <a:avLst/>
+                    </a:prstGeom>
+                  </pic:spPr>
+                </pic:pic>
+              </a:graphicData>
+            </a:graphic>
+          </wp:inline>
+        </w:drawing>
+      </w:r>
+    </w:p>
+    <w:p>
+      <w:pPr>
+        <w:pStyle w:val="ListParagraph"/>
+        <w:numPr>
+          <w:ilvl w:val="2"/>
+          <w:numId w:val="1"/>
+        </w:numPr>
+        <w:rPr>
+          <w:lang w:val="en-US"/>
+        </w:rPr>
+      </w:pPr>
+      <w:r>
+        <w:rPr>
+          <w:lang w:val="en-US"/>
+        </w:rPr>
+        <w:drawing>
+          <wp:inline distT="0" distB="0" distL="0" distR="0" wp14:anchorId="187F3B31" wp14:editId="6CC6DE3D">
+            <wp:extent cx="2809875" cy="2179250"/>
+            <wp:effectExtent l="0" t="0" r="0" b="0"/>
+            <wp:docPr id="830623776" name="Picture 1"/>
+            <wp:cNvGraphicFramePr>
+              <a:graphicFrameLocks xmlns:a="http://schemas.openxmlformats.org/drawingml/2006/main" noChangeAspect="1"/>
+            </wp:cNvGraphicFramePr>
+            <a:graphic xmlns:a="http://schemas.openxmlformats.org/drawingml/2006/main">
+              <a:graphicData uri="http://schemas.openxmlformats.org/drawingml/2006/picture">
+                <pic:pic xmlns:pic="http://schemas.openxmlformats.org/drawingml/2006/picture">
+                  <pic:nvPicPr>
+                    <pic:cNvPr id="830623776" name=""/>
+                    <pic:cNvPicPr/>
+                  </pic:nvPicPr>
+                  <pic:blipFill>
+                    <a:blip r:embed="rId38"/>
+                    <a:stretch>
+                      <a:fillRect/>
+                    </a:stretch>
+                  </pic:blipFill>
+                  <pic:spPr>
+                    <a:xfrm>
+                      <a:off x="0" y="0"/>
+                      <a:ext cx="2813655" cy="2182182"/>
+                    </a:xfrm>
+                    <a:prstGeom prst="rect">
+                      <a:avLst/>
+                    </a:prstGeom>
+                  </pic:spPr>
+                </pic:pic>
+              </a:graphicData>
+            </a:graphic>
+          </wp:inline>
+        </w:drawing>
+      </w:r>
+    </w:p>
+    <w:p>
+      <w:pPr>
+        <w:pStyle w:val="ListParagraph"/>
+        <w:numPr>
+          <w:ilvl w:val="1"/>
+          <w:numId w:val="1"/>
+        </w:numPr>
+        <w:rPr>
+          <w:lang w:val="en-US"/>
+        </w:rPr>
+      </w:pPr>
+      <w:r>
+        <w:rPr>
+          <w:lang w:val="en-US"/>
+        </w:rPr>
+        <w:t>Order ( 5, 7, 9)</w:t>
+      </w:r>
+    </w:p>
+    <w:p>
+      <w:pPr>
+        <w:pStyle w:val="ListParagraph"/>
+        <w:numPr>
+          <w:ilvl w:val="2"/>
+          <w:numId w:val="1"/>
+        </w:numPr>
+        <w:rPr>
+          <w:lang w:val="en-US"/>
+        </w:rPr>
+      </w:pPr>
+      <w:r>
+        <w:rPr>
+          <w:lang w:val="en-US"/>
+        </w:rPr>
+        <w:lastRenderedPageBreak/>
+        <w:drawing>
+          <wp:inline distT="0" distB="0" distL="0" distR="0" wp14:anchorId="2D45272E" wp14:editId="50FCED72">
+            <wp:extent cx="3162741" cy="2505425"/>
+            <wp:effectExtent l="0" t="0" r="0" b="9525"/>
+            <wp:docPr id="734667129" name="Picture 1"/>
+            <wp:cNvGraphicFramePr>
+              <a:graphicFrameLocks xmlns:a="http://schemas.openxmlformats.org/drawingml/2006/main" noChangeAspect="1"/>
+            </wp:cNvGraphicFramePr>
+            <a:graphic xmlns:a="http://schemas.openxmlformats.org/drawingml/2006/main">
+              <a:graphicData uri="http://schemas.openxmlformats.org/drawingml/2006/picture">
+                <pic:pic xmlns:pic="http://schemas.openxmlformats.org/drawingml/2006/picture">
+                  <pic:nvPicPr>
+                    <pic:cNvPr id="734667129" name=""/>
+                    <pic:cNvPicPr/>
+                  </pic:nvPicPr>
+                  <pic:blipFill>
+                    <a:blip r:embed="rId39"/>
+                    <a:stretch>
+                      <a:fillRect/>
+                    </a:stretch>
+                  </pic:blipFill>
+                  <pic:spPr>
+                    <a:xfrm>
+                      <a:off x="0" y="0"/>
+                      <a:ext cx="3162741" cy="2505425"/>
+                    </a:xfrm>
+                    <a:prstGeom prst="rect">
+                      <a:avLst/>
+                    </a:prstGeom>
+                  </pic:spPr>
+                </pic:pic>
+              </a:graphicData>
+            </a:graphic>
+          </wp:inline>
+        </w:drawing>
+      </w:r>
+    </w:p>
+    <w:p>
+      <w:pPr>
+        <w:pStyle w:val="ListParagraph"/>
+        <w:numPr>
+          <w:ilvl w:val="2"/>
+          <w:numId w:val="1"/>
+        </w:numPr>
+        <w:rPr>
+          <w:lang w:val="en-US"/>
+        </w:rPr>
+      </w:pPr>
+      <w:r>
+        <w:rPr>
+          <w:lang w:val="en-US"/>
+        </w:rPr>
+        <w:drawing>
+          <wp:inline distT="0" distB="0" distL="0" distR="0" wp14:anchorId="19D67FF9" wp14:editId="54F82848">
+            <wp:extent cx="3172268" cy="2391109"/>
+            <wp:effectExtent l="0" t="0" r="9525" b="9525"/>
+            <wp:docPr id="384021992" name="Picture 1"/>
+            <wp:cNvGraphicFramePr>
+              <a:graphicFrameLocks xmlns:a="http://schemas.openxmlformats.org/drawingml/2006/main" noChangeAspect="1"/>
+            </wp:cNvGraphicFramePr>
+            <a:graphic xmlns:a="http://schemas.openxmlformats.org/drawingml/2006/main">
+              <a:graphicData uri="http://schemas.openxmlformats.org/drawingml/2006/picture">
+                <pic:pic xmlns:pic="http://schemas.openxmlformats.org/drawingml/2006/picture">
+                  <pic:nvPicPr>
+                    <pic:cNvPr id="384021992" name=""/>
+                    <pic:cNvPicPr/>
+                  </pic:nvPicPr>
+                  <pic:blipFill>
+                    <a:blip r:embed="rId40"/>
+                    <a:stretch>
+                      <a:fillRect/>
+                    </a:stretch>
+                  </pic:blipFill>
+                  <pic:spPr>
+                    <a:xfrm>
+                      <a:off x="0" y="0"/>
+                      <a:ext cx="3172268" cy="2391109"/>
+                    </a:xfrm>
+                    <a:prstGeom prst="rect">
+                      <a:avLst/>
+                    </a:prstGeom>
+                  </pic:spPr>
+                </pic:pic>
+              </a:graphicData>
+            </a:graphic>
+          </wp:inline>
+        </w:drawing>
+      </w:r>
+      <w:r>
+        <w:rPr>
+          <w:lang w:val="en-US"/>
+        </w:rPr>
+        <w:t>\</w:t>
+      </w:r>
+    </w:p>
+    <w:p>
+      <w:pPr>
+        <w:pStyle w:val="ListParagraph"/>
+        <w:numPr>
+          <w:ilvl w:val="2"/>
+          <w:numId w:val="1"/>
+        </w:numPr>
+        <w:rPr>
+          <w:lang w:val="en-US"/>
+        </w:rPr>
+      </w:pPr>
+      <w:r>
+        <w:rPr>
+          <w:lang w:val="en-US"/>
+        </w:rPr>
+        <w:drawing>
+          <wp:inline distT="0" distB="0" distL="0" distR="0" wp14:anchorId="1C46E35A" wp14:editId="6E836BA2">
+            <wp:extent cx="3140061" cy="2114550"/>
+            <wp:effectExtent l="0" t="0" r="3810" b="0"/>
+            <wp:docPr id="1040155965" name="Picture 1"/>
+            <wp:cNvGraphicFramePr>
+              <a:graphicFrameLocks xmlns:a="http://schemas.openxmlformats.org/drawingml/2006/main" noChangeAspect="1"/>
+            </wp:cNvGraphicFramePr>
+            <a:graphic xmlns:a="http://schemas.openxmlformats.org/drawingml/2006/main">
+              <a:graphicData uri="http://schemas.openxmlformats.org/drawingml/2006/picture">
+                <pic:pic xmlns:pic="http://schemas.openxmlformats.org/drawingml/2006/picture">
+                  <pic:nvPicPr>
+                    <pic:cNvPr id="1040155965" name=""/>
+                    <pic:cNvPicPr/>
+                  </pic:nvPicPr>
+                  <pic:blipFill>
+                    <a:blip r:embed="rId41"/>
+                    <a:stretch>
+                      <a:fillRect/>
+                    </a:stretch>
+                  </pic:blipFill>
+                  <pic:spPr>
+                    <a:xfrm>
+                      <a:off x="0" y="0"/>
+                      <a:ext cx="3141329" cy="2115404"/>
+                    </a:xfrm>
+                    <a:prstGeom prst="rect">
+                      <a:avLst/>
+                    </a:prstGeom>
+                  </pic:spPr>
+                </pic:pic>
+              </a:graphicData>
+            </a:graphic>
+          </wp:inline>
+        </w:drawing>
+      </w:r>
     </w:p>
     <w:sectPr>
       <w:pgSz w:w="11906" w:h="16838"/>
@@ -970,7 +2624,7 @@
         <w:rFonts w:ascii="Wingdings" w:hAnsi="Wingdings" w:hint="default"/>
       </w:rPr>
     </w:lvl>
-    <w:lvl w:ilvl="3" w:tplc="0C090001" w:tentative="1">
+    <w:lvl w:ilvl="3" w:tplc="0C090001">
       <w:start w:val="1"/>
       <w:numFmt w:val="bullet"/>
       <w:lvlText w:val=""/>
